--- a/Seminario de Sistemas/Kit docente/Clase 13/Guion Docente Clase 13 - Diseño de interfaces.docx
+++ b/Seminario de Sistemas/Kit docente/Clase 13/Guion Docente Clase 13 - Diseño de interfaces.docx
@@ -237,7 +237,7 @@
           <w:color w:val="4A4A49"/>
           <w:sz w:val="22"/>
         </w:rPr>
-        <w:t>Una interfaz se puede evaluar sin programarla, y esa es una de las habilidades mas valiosas que se lleva un analista. El metodo mas barato es el recorrido cognitivo: se toma una tarea concreta, por ejemplo registrar la mascota Luna de la señora Perez, y una persona ajena al equipo intenta hacerla sobre el prototipo sin que nadie le explique nada, mientras el equipo cuenta cuantos clics necesito, donde dudo y donde se equivoco. La variante de bolsillo es la prueba de pasillo: se le pide a tres compañeros de otro grupo que lo intenten y se anota, sin defenderse ni explicar. Para VetCare hay que evaluar pensando en la usuaria real, que es la recepcionista de Huellitas: no es experta en computadores, escribe lento, contesta el telefono mientras registra y tiene un perro ladrando al lado. Eso obliga a decisiones de diseño concretas: letra grande, pocos campos obligatorios, nada de scroll interminable, tolerancia a la interrupcion para que si la llaman y vuelve en tres minutos no haya perdido lo escrito, y mensajes en lenguaje de clinica y no de sistemas, es decir Esta mascota ya tiene ficha en la clinica y no Violacion de restriccion de unicidad.</w:t>
+        <w:t>Una interfaz se puede evaluar sin programarla, y esa es una de las habilidades mas valiosas que se lleva un analista. El metodo mas barato es el recorrido cognitivo: se toma una tarea concreta, por ejemplo registrar la mascota Luna de la señora Perez, y una persona que no participo en el diseño intenta hacerla sobre el prototipo sin que nadie le explique nada, mientras usted cuenta cuantos clics necesito, donde dudo y donde se equivoco. La variante de bolsillo es la prueba de pasillo: se le pide a tres compañeros de otro grupo que lo intenten y se anota, sin defenderse ni explicar. Para VetCare hay que evaluar pensando en la usuaria real, que es la recepcionista de Huellitas: no es experta en computadores, escribe lento, contesta el telefono mientras registra y tiene un perro ladrando al lado. Eso obliga a decisiones de diseño concretas: letra grande, pocos campos obligatorios, nada de scroll interminable, tolerancia a la interrupcion para que si la llaman y vuelve en tres minutos no haya perdido lo escrito, y mensajes en lenguaje de clinica y no de sistemas, es decir Esta mascota ya tiene ficha en la clinica y no Violacion de restriccion de unicidad.</w:t>
       </w:r>
     </w:p>
     <w:p>
@@ -247,7 +247,7 @@
           <w:color w:val="4A4A49"/>
           <w:sz w:val="22"/>
         </w:rPr>
-        <w:t>Error tipico del docente que no domina el tema: creer que diseñar interfaces es escoger colores y decir que quede bonito, y por lo tanto calificar el mockup mas vistoso. Eso produce tres daños. Primero, se premian pantallas lindas que no se pueden usar: fondos oscuros con letra delgada que la recepcionista no alcanza a leer, iconos sin texto que nadie entiende, animaciones que estorban. Segundo, se acepta un conjunto de pantallas sueltas sin flujo, sin caminos alternos y sin un solo mensaje de error diseñado, lo cual garantiza que en Programacion II el equipo va a improvisar la mitad del comportamiento. Tercero, se pierde la trazabilidad: aparecen campos que nadie pidio, como el correo de la mascota o el numero de chip cuando el diccionario de datos ni lo contempla, y desaparecen campos obligatorios del requisito. El antidoto es sencillo y verificable: exigir siempre wireframe antes que mockup, exigir anotaciones que citen el RF y el atributo del diccionario, exigir al menos dos caminos alternos por flujo y hacer la prueba de pasillo en clase con un compañero de otro equipo. Si el docente no se siente seguro juzgando estetica, no importa; lo que debe evaluar es si la tarea se completa sin ayuda y si cada elemento dibujado tiene un requisito que lo respalde.</w:t>
+        <w:t>Error tipico del docente que no domina el tema: creer que diseñar interfaces es escoger colores y decir que quede bonito, y por lo tanto calificar el mockup mas vistoso. Eso produce tres daños. Primero, se premian pantallas lindas que no se pueden usar: fondos oscuros con letra delgada que la recepcionista no alcanza a leer, iconos sin texto que nadie entiende, animaciones que estorban. Segundo, se acepta un conjunto de pantallas sueltas sin flujo, sin caminos alternos y sin un solo mensaje de error diseñado, lo cual garantiza que en Programacion II el equipo va a improvisar la mitad del comportamiento. Tercero, se pierde la trazabilidad: aparecen campos que nadie pidio, como el correo de la mascota o el numero de chip cuando el diccionario de datos ni lo contempla, y desaparecen campos obligatorios del requisito. El antidoto es sencillo y verificable: exigir siempre wireframe antes que mockup, exigir anotaciones que citen el RF y el atributo del diccionario, exigir al menos dos caminos alternos por flujo y hacer la prueba de pasillo en clase con un otro compañero. Si el docente no se siente seguro juzgando estetica, no importa; lo que debe evaluar es si la tarea se completa sin ayuda y si cada elemento dibujado tiene un requisito que lo respalde.</w:t>
       </w:r>
     </w:p>
     <w:p>
@@ -372,7 +372,7 @@
           <w:color w:val="4A4A49"/>
           <w:sz w:val="22"/>
         </w:rPr>
-        <w:t>Pregunta al aire (2 min): ¿donde encaja esto en el VetCare de su equipo?</w:t>
+        <w:t>Pregunta al aire (2 min): ¿donde encaja esto en su VetCare?</w:t>
       </w:r>
     </w:p>
     <w:p>
@@ -464,7 +464,7 @@
           <w:color w:val="4A4A49"/>
           <w:sz w:val="22"/>
         </w:rPr>
-        <w:t xml:space="preserve"> «Equipos: abran su proyecto VetCare. Esto suma a la rubrica del PI.»</w:t>
+        <w:t xml:space="preserve"> «Abran su proyecto VetCare. Trabajo individual por defecto; si autorice equipo, el archivo puede ser compartido pero cada uno entrega en ExamLab. Esto suma a la rubrica del PI.»</w:t>
       </w:r>
     </w:p>
     <w:p>
@@ -539,7 +539,7 @@
           <w:color w:val="4A4A49"/>
           <w:sz w:val="22"/>
         </w:rPr>
-        <w:t>Paso 5. Hagan prueba de pasillo con un integrante de otro equipo, denle la tarea registrar la mascota Luna de la señora Perez y encontrar su ficha, no le expliquen nada, cronometren, cuenten clics y anoten los dos puntos donde dudo; escriban abajo los dos cambios concretos que haran al diseño por lo observado.</w:t>
+        <w:t>Paso 5. Hagan prueba de pasillo con otro compañero, denle la tarea registrar la mascota Luna de la señora Perez y encontrar su ficha, no le expliquen nada, cronometren, cuenten clics y anoten los dos puntos donde dudo; escriban abajo los dos cambios concretos que haran al diseño por lo observado.</w:t>
       </w:r>
     </w:p>
     <w:p>
@@ -549,7 +549,7 @@
           <w:color w:val="4A4A49"/>
           <w:sz w:val="22"/>
         </w:rPr>
-        <w:t>Circular por los equipos. Empujar evidencia funcionando, no perfeccionismo.</w:t>
+        <w:t>Circular por los puestos. Empujar evidencia funcionando, no perfeccionismo.</w:t>
       </w:r>
     </w:p>
     <w:p>

--- a/Seminario de Sistemas/Kit docente/Clase 13/Guion Docente Clase 13 - Diseño de interfaces.docx
+++ b/Seminario de Sistemas/Kit docente/Clase 13/Guion Docente Clase 13 - Diseño de interfaces.docx
@@ -156,6 +156,7 @@
       <w:r>
         <w:rPr>
           <w:rFonts w:ascii="Consolas" w:hAnsi="Consolas"/>
+          <w:b w:val="0"/>
           <w:color w:val="111111"/>
           <w:sz w:val="21"/>
         </w:rPr>
@@ -430,6 +431,7 @@
       <w:r>
         <w:rPr>
           <w:rFonts w:ascii="Consolas" w:hAnsi="Consolas"/>
+          <w:b w:val="0"/>
           <w:color w:val="111111"/>
           <w:sz w:val="21"/>
         </w:rPr>
@@ -597,6 +599,7 @@
       <w:r>
         <w:rPr>
           <w:rFonts w:ascii="Consolas" w:hAnsi="Consolas"/>
+          <w:b w:val="0"/>
           <w:color w:val="111111"/>
           <w:sz w:val="21"/>
         </w:rPr>
@@ -664,6 +667,7 @@
       <w:r>
         <w:rPr>
           <w:rFonts w:ascii="Consolas" w:hAnsi="Consolas"/>
+          <w:b w:val="0"/>
           <w:color w:val="111111"/>
           <w:sz w:val="21"/>
         </w:rPr>
